--- a/storage/kursovaya/Course_work2.docx
+++ b/storage/kursovaya/Course_work2.docx
@@ -247,7 +247,24 @@
           <w:sz w:val="28"/>
           <w:szCs w:val="28"/>
         </w:rPr>
-        <w:t>для ИС «231»</w:t>
+        <w:t>для ИС «</w:t>
+      </w:r>
+      <w:r>
+        <w:rPr>
+          <w:rFonts w:ascii="Times New Roman" w:eastAsia="Times New Roman" w:hAnsi="Times New Roman" w:cs="Times New Roman"/>
+          <w:sz w:val="28"/>
+          <w:szCs w:val="28"/>
+          <w:lang w:val="ru-RU"/>
+        </w:rPr>
+        <w:t>Магазин бытовой техники</w:t>
+      </w:r>
+      <w:r>
+        <w:rPr>
+          <w:rFonts w:ascii="Times New Roman" w:eastAsia="Times New Roman" w:hAnsi="Times New Roman" w:cs="Times New Roman"/>
+          <w:sz w:val="28"/>
+          <w:szCs w:val="28"/>
+        </w:rPr>
+        <w:t>»</w:t>
       </w:r>
     </w:p>
     <w:p>
@@ -373,6 +390,14 @@
           <w:szCs w:val="28"/>
         </w:rPr>
       </w:pPr>
+      <w:r>
+        <w:rPr>
+          <w:rFonts w:ascii="Times New Roman" w:eastAsia="Times New Roman" w:hAnsi="Times New Roman" w:cs="Times New Roman"/>
+          <w:sz w:val="28"/>
+          <w:szCs w:val="28"/>
+        </w:rPr>
+        <w:t xml:space="preserve">Руководитель в группе: </w:t>
+      </w:r>
     </w:p>
     <w:p>
       <w:pPr>
@@ -385,26 +410,6 @@
           <w:szCs w:val="28"/>
         </w:rPr>
       </w:pPr>
-      <w:r>
-        <w:rPr>
-          <w:rFonts w:ascii="Times New Roman" w:eastAsia="Times New Roman" w:hAnsi="Times New Roman" w:cs="Times New Roman"/>
-          <w:sz w:val="28"/>
-          <w:szCs w:val="28"/>
-        </w:rPr>
-        <w:t xml:space="preserve">Руководитель в группе: </w:t>
-      </w:r>
-    </w:p>
-    <w:p>
-      <w:pPr>
-        <w:spacing w:after="120" w:line="360" w:lineRule="auto"/>
-        <w:ind w:firstLine="709"/>
-        <w:jc w:val="right"/>
-        <w:rPr>
-          <w:rFonts w:ascii="Times New Roman" w:eastAsia="Times New Roman" w:hAnsi="Times New Roman" w:cs="Times New Roman"/>
-          <w:sz w:val="28"/>
-          <w:szCs w:val="28"/>
-        </w:rPr>
-      </w:pPr>
       <w:proofErr w:type="spellStart"/>
       <w:r>
         <w:rPr>
@@ -423,6 +428,17 @@
         </w:rPr>
         <w:t xml:space="preserve"> Владислав Анатольевич</w:t>
       </w:r>
+    </w:p>
+    <w:p>
+      <w:pPr>
+        <w:spacing w:after="120" w:line="360" w:lineRule="auto"/>
+        <w:jc w:val="both"/>
+        <w:rPr>
+          <w:rFonts w:ascii="Times New Roman" w:eastAsia="Times New Roman" w:hAnsi="Times New Roman" w:cs="Times New Roman"/>
+          <w:sz w:val="28"/>
+          <w:szCs w:val="28"/>
+        </w:rPr>
+      </w:pPr>
     </w:p>
     <w:p>
       <w:pPr>
@@ -3153,12 +3169,29 @@
     </w:p>
     <w:p>
       <w:pPr>
+        <w:rPr>
+          <w:rFonts w:ascii="Times New Roman" w:eastAsia="Times New Roman" w:hAnsi="Times New Roman" w:cs="Times New Roman"/>
+          <w:b/>
+          <w:bCs/>
+          <w:smallCaps/>
+          <w:color w:val="000000"/>
+          <w:sz w:val="36"/>
+          <w:szCs w:val="36"/>
+        </w:rPr>
+      </w:pPr>
+      <w:bookmarkStart w:id="1" w:name="_Toc228253837"/>
+      <w:r>
+        <w:br w:type="page"/>
+      </w:r>
+    </w:p>
+    <w:p>
+      <w:pPr>
         <w:pStyle w:val="1"/>
         <w:spacing w:line="360" w:lineRule="auto"/>
         <w:jc w:val="center"/>
       </w:pPr>
-      <w:bookmarkStart w:id="1" w:name="_Toc228253837"/>
-      <w:r>
+      <w:r>
+        <w:lastRenderedPageBreak/>
         <w:t>1. ТЕОРЕТИЧЕСКАЯ ЧАСТЬ</w:t>
       </w:r>
       <w:bookmarkEnd w:id="1"/>
@@ -3372,7 +3405,6 @@
           <w:szCs w:val="28"/>
           <w:lang w:val="ru-RU"/>
         </w:rPr>
-        <w:lastRenderedPageBreak/>
         <w:t>Т</w:t>
       </w:r>
       <w:proofErr w:type="spellStart"/>
@@ -3847,6 +3879,7 @@
                 <w:sz w:val="28"/>
                 <w:szCs w:val="28"/>
               </w:rPr>
+              <w:lastRenderedPageBreak/>
               <w:t>Частота покупок</w:t>
             </w:r>
           </w:p>
@@ -4308,6 +4341,7 @@
                 <w:sz w:val="28"/>
                 <w:szCs w:val="28"/>
               </w:rPr>
+              <w:lastRenderedPageBreak/>
               <w:t>Сегмент ЦА</w:t>
             </w:r>
           </w:p>
@@ -4873,7 +4907,6 @@
           <w:sz w:val="28"/>
           <w:szCs w:val="28"/>
         </w:rPr>
-        <w:lastRenderedPageBreak/>
         <w:t>Это подчёркивает важность прозрачного ценообразования и наличия детальных карточек товаров с фото, видео и отзывами</w:t>
       </w:r>
       <w:r>
@@ -4958,6 +4991,7 @@
           <w:sz w:val="28"/>
           <w:szCs w:val="28"/>
         </w:rPr>
+        <w:lastRenderedPageBreak/>
         <w:t>Метод широко применяется в электронной коммерции для анализа конкурентов и формирования конкурентных преимуществ.</w:t>
       </w:r>
     </w:p>
@@ -5469,14 +5503,6 @@
                 <w:szCs w:val="28"/>
               </w:rPr>
               <w:br/>
-            </w:r>
-            <w:r>
-              <w:rPr>
-                <w:rFonts w:ascii="Times New Roman" w:eastAsia="Times New Roman" w:hAnsi="Times New Roman" w:cs="Times New Roman"/>
-                <w:sz w:val="28"/>
-                <w:szCs w:val="28"/>
-              </w:rPr>
-              <w:lastRenderedPageBreak/>
               <w:t>• Прозрачные цены и акции</w:t>
             </w:r>
           </w:p>
@@ -5509,7 +5535,6 @@
                 <w:sz w:val="28"/>
                 <w:szCs w:val="28"/>
               </w:rPr>
-              <w:lastRenderedPageBreak/>
               <w:t>• Слабая персонализация предложений</w:t>
             </w:r>
             <w:r>
@@ -5519,16 +5544,7 @@
                 <w:szCs w:val="28"/>
               </w:rPr>
               <w:br/>
-              <w:t xml:space="preserve">• Ограниченный </w:t>
-            </w:r>
-            <w:r>
-              <w:rPr>
-                <w:rFonts w:ascii="Times New Roman" w:eastAsia="Times New Roman" w:hAnsi="Times New Roman" w:cs="Times New Roman"/>
-                <w:sz w:val="28"/>
-                <w:szCs w:val="28"/>
-              </w:rPr>
-              <w:lastRenderedPageBreak/>
-              <w:t>контент (мало видеообзоров)</w:t>
+              <w:t>• Ограниченный контент (мало видеообзоров)</w:t>
             </w:r>
           </w:p>
         </w:tc>
@@ -5560,7 +5576,6 @@
                 <w:sz w:val="28"/>
                 <w:szCs w:val="28"/>
               </w:rPr>
-              <w:lastRenderedPageBreak/>
               <w:t xml:space="preserve">• Развитие </w:t>
             </w:r>
             <w:proofErr w:type="spellStart"/>
@@ -5708,7 +5723,16 @@
                 <w:sz w:val="28"/>
                 <w:szCs w:val="28"/>
               </w:rPr>
-              <w:t>• Интеграция с экосистемой Яндекса (Поиск, Карты, Плюс)</w:t>
+              <w:t xml:space="preserve">• Интеграция с экосистемой Яндекса (Поиск, </w:t>
+            </w:r>
+            <w:r>
+              <w:rPr>
+                <w:rFonts w:ascii="Times New Roman" w:eastAsia="Times New Roman" w:hAnsi="Times New Roman" w:cs="Times New Roman"/>
+                <w:sz w:val="28"/>
+                <w:szCs w:val="28"/>
+              </w:rPr>
+              <w:lastRenderedPageBreak/>
+              <w:t>Карты, Плюс)</w:t>
             </w:r>
             <w:r>
               <w:rPr>
@@ -5767,6 +5791,7 @@
                 <w:sz w:val="28"/>
                 <w:szCs w:val="28"/>
               </w:rPr>
+              <w:lastRenderedPageBreak/>
               <w:t>• Высокая комиссия для продавцов (до 15–20%)</w:t>
             </w:r>
             <w:r>
@@ -5776,6 +5801,14 @@
                 <w:szCs w:val="28"/>
               </w:rPr>
               <w:br/>
+            </w:r>
+            <w:r>
+              <w:rPr>
+                <w:rFonts w:ascii="Times New Roman" w:eastAsia="Times New Roman" w:hAnsi="Times New Roman" w:cs="Times New Roman"/>
+                <w:sz w:val="28"/>
+                <w:szCs w:val="28"/>
+              </w:rPr>
+              <w:lastRenderedPageBreak/>
               <w:t>• Сложная модерация карточек товаров</w:t>
             </w:r>
           </w:p>
@@ -5808,6 +5841,7 @@
                 <w:sz w:val="28"/>
                 <w:szCs w:val="28"/>
               </w:rPr>
+              <w:lastRenderedPageBreak/>
               <w:t>• Расширение категорий (B2B, услуги)</w:t>
             </w:r>
             <w:r>
@@ -5817,6 +5851,14 @@
                 <w:szCs w:val="28"/>
               </w:rPr>
               <w:br/>
+            </w:r>
+            <w:r>
+              <w:rPr>
+                <w:rFonts w:ascii="Times New Roman" w:eastAsia="Times New Roman" w:hAnsi="Times New Roman" w:cs="Times New Roman"/>
+                <w:sz w:val="28"/>
+                <w:szCs w:val="28"/>
+              </w:rPr>
+              <w:lastRenderedPageBreak/>
               <w:t xml:space="preserve">• Развитие </w:t>
             </w:r>
             <w:proofErr w:type="spellStart"/>
@@ -5867,7 +5909,17 @@
                 <w:sz w:val="28"/>
                 <w:szCs w:val="28"/>
               </w:rPr>
-              <w:t>• Регуляторные риски (антимонопольное давление)</w:t>
+              <w:lastRenderedPageBreak/>
+              <w:t>• Регуляторные риски (антимонопольн</w:t>
+            </w:r>
+            <w:r>
+              <w:rPr>
+                <w:rFonts w:ascii="Times New Roman" w:eastAsia="Times New Roman" w:hAnsi="Times New Roman" w:cs="Times New Roman"/>
+                <w:sz w:val="28"/>
+                <w:szCs w:val="28"/>
+              </w:rPr>
+              <w:lastRenderedPageBreak/>
+              <w:t>ое давление)</w:t>
             </w:r>
             <w:r>
               <w:rPr>
@@ -5930,6 +5982,7 @@
                 <w:sz w:val="28"/>
                 <w:szCs w:val="28"/>
               </w:rPr>
+              <w:lastRenderedPageBreak/>
               <w:t>М.Видео</w:t>
             </w:r>
           </w:p>
@@ -6237,16 +6290,7 @@
                 <w:szCs w:val="28"/>
               </w:rPr>
               <w:br/>
-              <w:t xml:space="preserve">• Лояльная </w:t>
-            </w:r>
-            <w:r>
-              <w:rPr>
-                <w:rFonts w:ascii="Times New Roman" w:eastAsia="Times New Roman" w:hAnsi="Times New Roman" w:cs="Times New Roman"/>
-                <w:sz w:val="28"/>
-                <w:szCs w:val="28"/>
-              </w:rPr>
-              <w:lastRenderedPageBreak/>
-              <w:t>аудитория «технарей»</w:t>
+              <w:t>• Лояльная аудитория «технарей»</w:t>
             </w:r>
           </w:p>
         </w:tc>
@@ -6278,17 +6322,7 @@
                 <w:sz w:val="28"/>
                 <w:szCs w:val="28"/>
               </w:rPr>
-              <w:lastRenderedPageBreak/>
-              <w:t xml:space="preserve">• Узкая товарная матрица в категории «бытовая </w:t>
-            </w:r>
-            <w:r>
-              <w:rPr>
-                <w:rFonts w:ascii="Times New Roman" w:eastAsia="Times New Roman" w:hAnsi="Times New Roman" w:cs="Times New Roman"/>
-                <w:sz w:val="28"/>
-                <w:szCs w:val="28"/>
-              </w:rPr>
-              <w:lastRenderedPageBreak/>
-              <w:t>техника»</w:t>
+              <w:t>• Узкая товарная матрица в категории «бытовая техника»</w:t>
             </w:r>
             <w:r>
               <w:rPr>
@@ -6329,7 +6363,6 @@
                 <w:sz w:val="28"/>
                 <w:szCs w:val="28"/>
               </w:rPr>
-              <w:lastRenderedPageBreak/>
               <w:t>• Развитие направления «умный дом»</w:t>
             </w:r>
             <w:r>
@@ -6339,16 +6372,7 @@
                 <w:szCs w:val="28"/>
               </w:rPr>
               <w:br/>
-              <w:t xml:space="preserve">• Партнёрство с </w:t>
-            </w:r>
-            <w:r>
-              <w:rPr>
-                <w:rFonts w:ascii="Times New Roman" w:eastAsia="Times New Roman" w:hAnsi="Times New Roman" w:cs="Times New Roman"/>
-                <w:sz w:val="28"/>
-                <w:szCs w:val="28"/>
-              </w:rPr>
-              <w:lastRenderedPageBreak/>
-              <w:t>игровыми платформами</w:t>
+              <w:t>• Партнёрство с игровыми платформами</w:t>
             </w:r>
           </w:p>
         </w:tc>
@@ -6380,7 +6404,6 @@
                 <w:sz w:val="28"/>
                 <w:szCs w:val="28"/>
               </w:rPr>
-              <w:lastRenderedPageBreak/>
               <w:t>• Зависимость от импорта компонентов (санкции)</w:t>
             </w:r>
             <w:r>
@@ -6390,14 +6413,6 @@
                 <w:szCs w:val="28"/>
               </w:rPr>
               <w:br/>
-            </w:r>
-            <w:r>
-              <w:rPr>
-                <w:rFonts w:ascii="Times New Roman" w:eastAsia="Times New Roman" w:hAnsi="Times New Roman" w:cs="Times New Roman"/>
-                <w:sz w:val="28"/>
-                <w:szCs w:val="28"/>
-              </w:rPr>
-              <w:lastRenderedPageBreak/>
               <w:t>• Рост цен на электронику</w:t>
             </w:r>
           </w:p>
@@ -6424,7 +6439,6 @@
           <w:iCs/>
           <w:color w:val="1D1D1F"/>
         </w:rPr>
-        <w:lastRenderedPageBreak/>
         <w:t>.</w:t>
       </w:r>
     </w:p>
@@ -6469,6 +6483,7 @@
           <w:sz w:val="28"/>
           <w:szCs w:val="28"/>
         </w:rPr>
+        <w:lastRenderedPageBreak/>
         <w:t>Проведённый анализ подтверждает целесообразность разработки специализированного интернет-магазина бытовой техники на базе современных технологий (PHP/</w:t>
       </w:r>
       <w:proofErr w:type="spellStart"/>
@@ -6616,7 +6631,6 @@
       </w:pPr>
       <w:bookmarkStart w:id="3" w:name="_Toc228253839"/>
       <w:r>
-        <w:lastRenderedPageBreak/>
         <w:t>1.2 Сбор и анализ требований.</w:t>
       </w:r>
       <w:bookmarkEnd w:id="3"/>
@@ -6682,6 +6696,7 @@
           <w:sz w:val="28"/>
           <w:szCs w:val="28"/>
         </w:rPr>
+        <w:lastRenderedPageBreak/>
         <w:t>Разработанный бриф состоит из 18 вопросов, сгруппированных в 5 логических блоков:</w:t>
       </w:r>
     </w:p>
@@ -6905,16 +6920,7 @@
           <w:sz w:val="28"/>
           <w:szCs w:val="28"/>
         </w:rPr>
-        <w:t xml:space="preserve"> для обеспечения гибкости архитектуры, снижения лицензионных затрат и полного </w:t>
-      </w:r>
-      <w:r>
-        <w:rPr>
-          <w:rFonts w:ascii="Times New Roman" w:eastAsia="Times New Roman" w:hAnsi="Times New Roman" w:cs="Times New Roman"/>
-          <w:sz w:val="28"/>
-          <w:szCs w:val="28"/>
-        </w:rPr>
-        <w:lastRenderedPageBreak/>
-        <w:t>контроля над кодовой базой. Ключевые ожидания: многоуровневый каталог с фильтрацией, корзина, оформление заказа (</w:t>
+        <w:t xml:space="preserve"> для обеспечения гибкости архитектуры, снижения лицензионных затрат и полного контроля над кодовой базой. Ключевые ожидания: многоуровневый каталог с фильтрацией, корзина, оформление заказа (</w:t>
       </w:r>
       <w:proofErr w:type="spellStart"/>
       <w:r>
@@ -6980,7 +6986,16 @@
           <w:sz w:val="28"/>
           <w:szCs w:val="28"/>
         </w:rPr>
-        <w:t>: Бриф позволил чётко очертить границы проекта, выделить критически важные функции для первой версии продукта и зафиксировать технические и бизнес-ограничения. Систематизация ответов заказчика обеспечила переход от разрозненных пожеланий к структурированному набору требований, что стало необходимой основой для формирования детального технического задания.</w:t>
+        <w:t xml:space="preserve">: Бриф позволил чётко очертить границы проекта, выделить критически важные функции для первой версии продукта и зафиксировать технические и бизнес-ограничения. Систематизация ответов заказчика обеспечила </w:t>
+      </w:r>
+      <w:r>
+        <w:rPr>
+          <w:rFonts w:ascii="Times New Roman" w:eastAsia="Times New Roman" w:hAnsi="Times New Roman" w:cs="Times New Roman"/>
+          <w:sz w:val="28"/>
+          <w:szCs w:val="28"/>
+        </w:rPr>
+        <w:lastRenderedPageBreak/>
+        <w:t>переход от разрозненных пожеланий к структурированному набору требований, что стало необходимой основой для формирования детального технического задания.</w:t>
       </w:r>
     </w:p>
     <w:p>
@@ -7278,7 +7293,6 @@
           <w:sz w:val="28"/>
           <w:szCs w:val="28"/>
         </w:rPr>
-        <w:lastRenderedPageBreak/>
         <w:t>Требования к программному окружению и технологическому стеку;</w:t>
       </w:r>
     </w:p>
@@ -7477,6 +7491,7 @@
           <w:sz w:val="28"/>
           <w:szCs w:val="28"/>
         </w:rPr>
+        <w:lastRenderedPageBreak/>
         <w:t xml:space="preserve">Карточки товаров с </w:t>
       </w:r>
       <w:proofErr w:type="gramStart"/>
@@ -7887,120 +7902,128 @@
           <w:sz w:val="28"/>
           <w:szCs w:val="28"/>
         </w:rPr>
+        <w:t>Автоматическое резервное копирование БД ежедневно, логирование критических ошибок;</w:t>
+      </w:r>
+    </w:p>
+    <w:p>
+      <w:pPr>
+        <w:spacing w:after="120" w:line="360" w:lineRule="auto"/>
+        <w:ind w:firstLine="709"/>
+        <w:jc w:val="both"/>
+        <w:rPr>
+          <w:rFonts w:ascii="Times New Roman" w:eastAsia="Times New Roman" w:hAnsi="Times New Roman" w:cs="Times New Roman"/>
+          <w:sz w:val="28"/>
+          <w:szCs w:val="28"/>
+        </w:rPr>
+      </w:pPr>
+      <w:r>
+        <w:rPr>
+          <w:rFonts w:ascii="Times New Roman" w:eastAsia="Times New Roman" w:hAnsi="Times New Roman" w:cs="Times New Roman"/>
+          <w:sz w:val="28"/>
+          <w:szCs w:val="28"/>
+        </w:rPr>
+        <w:t xml:space="preserve">Ограничение стека: разработка на PHP 8.2+ с управлением зависимостями через </w:t>
+      </w:r>
+      <w:proofErr w:type="spellStart"/>
+      <w:r>
+        <w:rPr>
+          <w:rFonts w:ascii="Times New Roman" w:eastAsia="Times New Roman" w:hAnsi="Times New Roman" w:cs="Times New Roman"/>
+          <w:sz w:val="28"/>
+          <w:szCs w:val="28"/>
+        </w:rPr>
+        <w:t>Composer</w:t>
+      </w:r>
+      <w:proofErr w:type="spellEnd"/>
+      <w:r>
+        <w:rPr>
+          <w:rFonts w:ascii="Times New Roman" w:eastAsia="Times New Roman" w:hAnsi="Times New Roman" w:cs="Times New Roman"/>
+          <w:sz w:val="28"/>
+          <w:szCs w:val="28"/>
+        </w:rPr>
+        <w:t xml:space="preserve">, использование </w:t>
+      </w:r>
+      <w:proofErr w:type="spellStart"/>
+      <w:r>
+        <w:rPr>
+          <w:rFonts w:ascii="Times New Roman" w:eastAsia="Times New Roman" w:hAnsi="Times New Roman" w:cs="Times New Roman"/>
+          <w:sz w:val="28"/>
+          <w:szCs w:val="28"/>
+        </w:rPr>
+        <w:t>кастомной</w:t>
+      </w:r>
+      <w:proofErr w:type="spellEnd"/>
+      <w:r>
+        <w:rPr>
+          <w:rFonts w:ascii="Times New Roman" w:eastAsia="Times New Roman" w:hAnsi="Times New Roman" w:cs="Times New Roman"/>
+          <w:sz w:val="28"/>
+          <w:szCs w:val="28"/>
+        </w:rPr>
+        <w:t xml:space="preserve"> MVC-архитектуры без применения тяжёлых фреймворков (</w:t>
+      </w:r>
+      <w:proofErr w:type="spellStart"/>
+      <w:r>
+        <w:rPr>
+          <w:rFonts w:ascii="Times New Roman" w:eastAsia="Times New Roman" w:hAnsi="Times New Roman" w:cs="Times New Roman"/>
+          <w:sz w:val="28"/>
+          <w:szCs w:val="28"/>
+        </w:rPr>
+        <w:t>Laravel</w:t>
+      </w:r>
+      <w:proofErr w:type="spellEnd"/>
+      <w:r>
+        <w:rPr>
+          <w:rFonts w:ascii="Times New Roman" w:eastAsia="Times New Roman" w:hAnsi="Times New Roman" w:cs="Times New Roman"/>
+          <w:sz w:val="28"/>
+          <w:szCs w:val="28"/>
+        </w:rPr>
+        <w:t>/</w:t>
+      </w:r>
+      <w:proofErr w:type="spellStart"/>
+      <w:r>
+        <w:rPr>
+          <w:rFonts w:ascii="Times New Roman" w:eastAsia="Times New Roman" w:hAnsi="Times New Roman" w:cs="Times New Roman"/>
+          <w:sz w:val="28"/>
+          <w:szCs w:val="28"/>
+        </w:rPr>
+        <w:t>Symfony</w:t>
+      </w:r>
+      <w:proofErr w:type="spellEnd"/>
+      <w:r>
+        <w:rPr>
+          <w:rFonts w:ascii="Times New Roman" w:eastAsia="Times New Roman" w:hAnsi="Times New Roman" w:cs="Times New Roman"/>
+          <w:sz w:val="28"/>
+          <w:szCs w:val="28"/>
+        </w:rPr>
+        <w:t>) для оптимизации производительности и упрощения сопровождения.</w:t>
+      </w:r>
+    </w:p>
+    <w:p>
+      <w:pPr>
+        <w:spacing w:after="120" w:line="360" w:lineRule="auto"/>
+        <w:ind w:firstLine="709"/>
+        <w:jc w:val="both"/>
+        <w:rPr>
+          <w:rFonts w:ascii="Times New Roman" w:eastAsia="Times New Roman" w:hAnsi="Times New Roman" w:cs="Times New Roman"/>
+          <w:sz w:val="28"/>
+          <w:szCs w:val="28"/>
+        </w:rPr>
+      </w:pPr>
+      <w:r>
+        <w:rPr>
+          <w:rFonts w:ascii="Times New Roman" w:eastAsia="Times New Roman" w:hAnsi="Times New Roman" w:cs="Times New Roman"/>
+          <w:sz w:val="28"/>
+          <w:szCs w:val="28"/>
+        </w:rPr>
+        <w:t xml:space="preserve">Резюме по подразделу: Техническое задание формализует требования заказчика в измеримые и проверяемые спецификации, создавая прозрачную дорожную карту для этапов проектирования, кодирования и тестирования. Чёткое </w:t>
+      </w:r>
+      <w:r>
+        <w:rPr>
+          <w:rFonts w:ascii="Times New Roman" w:eastAsia="Times New Roman" w:hAnsi="Times New Roman" w:cs="Times New Roman"/>
+          <w:sz w:val="28"/>
+          <w:szCs w:val="28"/>
+        </w:rPr>
         <w:lastRenderedPageBreak/>
-        <w:t>Автоматическое резервное копирование БД ежедневно, логирование критических ошибок;</w:t>
-      </w:r>
-    </w:p>
-    <w:p>
-      <w:pPr>
-        <w:spacing w:after="120" w:line="360" w:lineRule="auto"/>
-        <w:ind w:firstLine="709"/>
-        <w:jc w:val="both"/>
-        <w:rPr>
-          <w:rFonts w:ascii="Times New Roman" w:eastAsia="Times New Roman" w:hAnsi="Times New Roman" w:cs="Times New Roman"/>
-          <w:sz w:val="28"/>
-          <w:szCs w:val="28"/>
-        </w:rPr>
-      </w:pPr>
-      <w:r>
-        <w:rPr>
-          <w:rFonts w:ascii="Times New Roman" w:eastAsia="Times New Roman" w:hAnsi="Times New Roman" w:cs="Times New Roman"/>
-          <w:sz w:val="28"/>
-          <w:szCs w:val="28"/>
-        </w:rPr>
-        <w:t xml:space="preserve">Ограничение стека: разработка на PHP 8.2+ с управлением зависимостями через </w:t>
-      </w:r>
-      <w:proofErr w:type="spellStart"/>
-      <w:r>
-        <w:rPr>
-          <w:rFonts w:ascii="Times New Roman" w:eastAsia="Times New Roman" w:hAnsi="Times New Roman" w:cs="Times New Roman"/>
-          <w:sz w:val="28"/>
-          <w:szCs w:val="28"/>
-        </w:rPr>
-        <w:t>Composer</w:t>
-      </w:r>
-      <w:proofErr w:type="spellEnd"/>
-      <w:r>
-        <w:rPr>
-          <w:rFonts w:ascii="Times New Roman" w:eastAsia="Times New Roman" w:hAnsi="Times New Roman" w:cs="Times New Roman"/>
-          <w:sz w:val="28"/>
-          <w:szCs w:val="28"/>
-        </w:rPr>
-        <w:t xml:space="preserve">, использование </w:t>
-      </w:r>
-      <w:proofErr w:type="spellStart"/>
-      <w:r>
-        <w:rPr>
-          <w:rFonts w:ascii="Times New Roman" w:eastAsia="Times New Roman" w:hAnsi="Times New Roman" w:cs="Times New Roman"/>
-          <w:sz w:val="28"/>
-          <w:szCs w:val="28"/>
-        </w:rPr>
-        <w:t>кастомной</w:t>
-      </w:r>
-      <w:proofErr w:type="spellEnd"/>
-      <w:r>
-        <w:rPr>
-          <w:rFonts w:ascii="Times New Roman" w:eastAsia="Times New Roman" w:hAnsi="Times New Roman" w:cs="Times New Roman"/>
-          <w:sz w:val="28"/>
-          <w:szCs w:val="28"/>
-        </w:rPr>
-        <w:t xml:space="preserve"> MVC-архитектуры без применения тяжёлых фреймворков (</w:t>
-      </w:r>
-      <w:proofErr w:type="spellStart"/>
-      <w:r>
-        <w:rPr>
-          <w:rFonts w:ascii="Times New Roman" w:eastAsia="Times New Roman" w:hAnsi="Times New Roman" w:cs="Times New Roman"/>
-          <w:sz w:val="28"/>
-          <w:szCs w:val="28"/>
-        </w:rPr>
-        <w:t>Laravel</w:t>
-      </w:r>
-      <w:proofErr w:type="spellEnd"/>
-      <w:r>
-        <w:rPr>
-          <w:rFonts w:ascii="Times New Roman" w:eastAsia="Times New Roman" w:hAnsi="Times New Roman" w:cs="Times New Roman"/>
-          <w:sz w:val="28"/>
-          <w:szCs w:val="28"/>
-        </w:rPr>
-        <w:t>/</w:t>
-      </w:r>
-      <w:proofErr w:type="spellStart"/>
-      <w:r>
-        <w:rPr>
-          <w:rFonts w:ascii="Times New Roman" w:eastAsia="Times New Roman" w:hAnsi="Times New Roman" w:cs="Times New Roman"/>
-          <w:sz w:val="28"/>
-          <w:szCs w:val="28"/>
-        </w:rPr>
-        <w:t>Symfony</w:t>
-      </w:r>
-      <w:proofErr w:type="spellEnd"/>
-      <w:r>
-        <w:rPr>
-          <w:rFonts w:ascii="Times New Roman" w:eastAsia="Times New Roman" w:hAnsi="Times New Roman" w:cs="Times New Roman"/>
-          <w:sz w:val="28"/>
-          <w:szCs w:val="28"/>
-        </w:rPr>
-        <w:t>) для оптимизации производительности и упрощения сопровождения.</w:t>
-      </w:r>
-    </w:p>
-    <w:p>
-      <w:pPr>
-        <w:spacing w:after="120" w:line="360" w:lineRule="auto"/>
-        <w:ind w:firstLine="709"/>
-        <w:jc w:val="both"/>
-        <w:rPr>
-          <w:rFonts w:ascii="Times New Roman" w:eastAsia="Times New Roman" w:hAnsi="Times New Roman" w:cs="Times New Roman"/>
-          <w:sz w:val="28"/>
-          <w:szCs w:val="28"/>
-        </w:rPr>
-      </w:pPr>
-      <w:r>
-        <w:rPr>
-          <w:rFonts w:ascii="Times New Roman" w:eastAsia="Times New Roman" w:hAnsi="Times New Roman" w:cs="Times New Roman"/>
-          <w:sz w:val="28"/>
-          <w:szCs w:val="28"/>
-        </w:rPr>
-        <w:t>Резюме по подразделу: Техническое задание формализует требования заказчика в измеримые и проверяемые спецификации, создавая прозрачную дорожную карту для этапов проектирования, кодирования и тестирования. Чёткое разделение на функциональные и нефункциональные требования, фиксация технологического стека (PHP/</w:t>
+        <w:t>разделение на функциональные и нефункциональные требования, фиксация технологического стека (PHP/</w:t>
       </w:r>
       <w:proofErr w:type="spellStart"/>
       <w:r>
@@ -8215,7 +8238,6 @@
           <w:szCs w:val="28"/>
           <w:lang w:val="ru-RU"/>
         </w:rPr>
-        <w:lastRenderedPageBreak/>
         <w:t>Р</w:t>
       </w:r>
       <w:r>
@@ -8330,6 +8352,7 @@
           <w:sz w:val="28"/>
           <w:szCs w:val="28"/>
         </w:rPr>
+        <w:lastRenderedPageBreak/>
         <w:t>Каждая итерация завершается созданием инкремента продукта – рабочей версии с новым функционалом;</w:t>
       </w:r>
     </w:p>
@@ -8581,7 +8604,6 @@
           <w:sz w:val="28"/>
           <w:szCs w:val="28"/>
         </w:rPr>
-        <w:lastRenderedPageBreak/>
         <w:t>Управление рисками: критические компоненты (платёжная система, безопасность) разрабатываются и тестируются в первых итерациях, что снижает вероятность срыва проекта.</w:t>
       </w:r>
     </w:p>
@@ -8725,6 +8747,7 @@
                 <w:sz w:val="28"/>
                 <w:szCs w:val="28"/>
               </w:rPr>
+              <w:lastRenderedPageBreak/>
               <w:t>№</w:t>
             </w:r>
           </w:p>
@@ -9755,67 +9778,67 @@
           <w:sz w:val="28"/>
           <w:szCs w:val="28"/>
         </w:rPr>
+        <w:t>1.3.2 Архитектура проекта: клиент-серверная модель.</w:t>
+      </w:r>
+    </w:p>
+    <w:p>
+      <w:pPr>
+        <w:spacing w:after="120" w:line="360" w:lineRule="auto"/>
+        <w:ind w:firstLine="709"/>
+        <w:jc w:val="both"/>
+        <w:rPr>
+          <w:rFonts w:ascii="Times New Roman" w:eastAsia="Times New Roman" w:hAnsi="Times New Roman" w:cs="Times New Roman"/>
+          <w:sz w:val="28"/>
+          <w:szCs w:val="28"/>
+        </w:rPr>
+      </w:pPr>
+      <w:r>
+        <w:rPr>
+          <w:rFonts w:ascii="Times New Roman" w:eastAsia="Times New Roman" w:hAnsi="Times New Roman" w:cs="Times New Roman"/>
+          <w:sz w:val="28"/>
+          <w:szCs w:val="28"/>
+        </w:rPr>
+        <w:t>Для реализации интернет-магазина выбрана клиент-серверная архитектура (Client-Server Architecture).</w:t>
+      </w:r>
+    </w:p>
+    <w:p>
+      <w:pPr>
+        <w:spacing w:after="120" w:line="360" w:lineRule="auto"/>
+        <w:ind w:firstLine="709"/>
+        <w:jc w:val="both"/>
+        <w:rPr>
+          <w:rFonts w:ascii="Times New Roman" w:eastAsia="Times New Roman" w:hAnsi="Times New Roman" w:cs="Times New Roman"/>
+          <w:sz w:val="28"/>
+          <w:szCs w:val="28"/>
+        </w:rPr>
+      </w:pPr>
+      <w:r>
+        <w:rPr>
+          <w:rFonts w:ascii="Times New Roman" w:eastAsia="Times New Roman" w:hAnsi="Times New Roman" w:cs="Times New Roman"/>
+          <w:sz w:val="28"/>
+          <w:szCs w:val="28"/>
+        </w:rPr>
+        <w:t>Клиент-серверная архитектура – это модель распределения задач в вычислительной сети, где запросы на обслуживание (клиенты) и предоставление услуг (серверы) разделены между различными программными или аппаратными компонентами. Клиент инициирует запрос к серверу, сервер обрабатывает запрос и возвращает результат.</w:t>
+      </w:r>
+    </w:p>
+    <w:p>
+      <w:pPr>
+        <w:spacing w:after="120" w:line="360" w:lineRule="auto"/>
+        <w:ind w:firstLine="709"/>
+        <w:jc w:val="both"/>
+        <w:rPr>
+          <w:rFonts w:ascii="Times New Roman" w:eastAsia="Times New Roman" w:hAnsi="Times New Roman" w:cs="Times New Roman"/>
+          <w:sz w:val="28"/>
+          <w:szCs w:val="28"/>
+        </w:rPr>
+      </w:pPr>
+      <w:r>
+        <w:rPr>
+          <w:rFonts w:ascii="Times New Roman" w:eastAsia="Times New Roman" w:hAnsi="Times New Roman" w:cs="Times New Roman"/>
+          <w:sz w:val="28"/>
+          <w:szCs w:val="28"/>
+        </w:rPr>
         <w:lastRenderedPageBreak/>
-        <w:t>1.3.2 Архитектура проекта: клиент-серверная модель.</w:t>
-      </w:r>
-    </w:p>
-    <w:p>
-      <w:pPr>
-        <w:spacing w:after="120" w:line="360" w:lineRule="auto"/>
-        <w:ind w:firstLine="709"/>
-        <w:jc w:val="both"/>
-        <w:rPr>
-          <w:rFonts w:ascii="Times New Roman" w:eastAsia="Times New Roman" w:hAnsi="Times New Roman" w:cs="Times New Roman"/>
-          <w:sz w:val="28"/>
-          <w:szCs w:val="28"/>
-        </w:rPr>
-      </w:pPr>
-      <w:r>
-        <w:rPr>
-          <w:rFonts w:ascii="Times New Roman" w:eastAsia="Times New Roman" w:hAnsi="Times New Roman" w:cs="Times New Roman"/>
-          <w:sz w:val="28"/>
-          <w:szCs w:val="28"/>
-        </w:rPr>
-        <w:t>Для реализации интернет-магазина выбрана клиент-серверная архитектура (Client-Server Architecture).</w:t>
-      </w:r>
-    </w:p>
-    <w:p>
-      <w:pPr>
-        <w:spacing w:after="120" w:line="360" w:lineRule="auto"/>
-        <w:ind w:firstLine="709"/>
-        <w:jc w:val="both"/>
-        <w:rPr>
-          <w:rFonts w:ascii="Times New Roman" w:eastAsia="Times New Roman" w:hAnsi="Times New Roman" w:cs="Times New Roman"/>
-          <w:sz w:val="28"/>
-          <w:szCs w:val="28"/>
-        </w:rPr>
-      </w:pPr>
-      <w:r>
-        <w:rPr>
-          <w:rFonts w:ascii="Times New Roman" w:eastAsia="Times New Roman" w:hAnsi="Times New Roman" w:cs="Times New Roman"/>
-          <w:sz w:val="28"/>
-          <w:szCs w:val="28"/>
-        </w:rPr>
-        <w:t>Клиент-серверная архитектура – это модель распределения задач в вычислительной сети, где запросы на обслуживание (клиенты) и предоставление услуг (серверы) разделены между различными программными или аппаратными компонентами. Клиент инициирует запрос к серверу, сервер обрабатывает запрос и возвращает результат.</w:t>
-      </w:r>
-    </w:p>
-    <w:p>
-      <w:pPr>
-        <w:spacing w:after="120" w:line="360" w:lineRule="auto"/>
-        <w:ind w:firstLine="709"/>
-        <w:jc w:val="both"/>
-        <w:rPr>
-          <w:rFonts w:ascii="Times New Roman" w:eastAsia="Times New Roman" w:hAnsi="Times New Roman" w:cs="Times New Roman"/>
-          <w:sz w:val="28"/>
-          <w:szCs w:val="28"/>
-        </w:rPr>
-      </w:pPr>
-      <w:r>
-        <w:rPr>
-          <w:rFonts w:ascii="Times New Roman" w:eastAsia="Times New Roman" w:hAnsi="Times New Roman" w:cs="Times New Roman"/>
-          <w:sz w:val="28"/>
-          <w:szCs w:val="28"/>
-        </w:rPr>
         <w:t>Уровни клиент-серверной архитектуры в данном проекте:</w:t>
       </w:r>
     </w:p>
@@ -10220,7 +10243,6 @@
           <w:sz w:val="28"/>
           <w:szCs w:val="28"/>
         </w:rPr>
-        <w:lastRenderedPageBreak/>
         <w:t>Централизованное управление данными: все данные хранятся на сервере, что обеспечивает их целостность, безопасность и возможность резервного копирования.</w:t>
       </w:r>
     </w:p>
@@ -10317,6 +10339,7 @@
           <w:sz w:val="28"/>
           <w:szCs w:val="28"/>
         </w:rPr>
+        <w:lastRenderedPageBreak/>
         <w:t>Производительность: сервер оптимизирован для обработки множества одновременных запросов, кэширование данных снижает нагрузку на БД.</w:t>
       </w:r>
     </w:p>
@@ -10516,7 +10539,6 @@
           <w:sz w:val="28"/>
           <w:szCs w:val="28"/>
         </w:rPr>
-        <w:lastRenderedPageBreak/>
         <w:t>В качестве СУБД для проекта выбрана MySQL версии 8.0+.</w:t>
       </w:r>
     </w:p>
@@ -10696,6 +10718,7 @@
           <w:sz w:val="28"/>
           <w:szCs w:val="28"/>
         </w:rPr>
+        <w:lastRenderedPageBreak/>
         <w:t>Оптимизированные драйверы обеспечивают высокую скорость выполнения запросов;</w:t>
       </w:r>
     </w:p>
@@ -11199,7 +11222,6 @@
           <w:sz w:val="28"/>
           <w:szCs w:val="28"/>
         </w:rPr>
-        <w:lastRenderedPageBreak/>
         <w:t>Надёжность и целостность данных:</w:t>
       </w:r>
     </w:p>
@@ -11535,6 +11557,7 @@
           <w:sz w:val="28"/>
           <w:szCs w:val="28"/>
         </w:rPr>
+        <w:lastRenderedPageBreak/>
         <w:t>Гибкая система разграничения прав доступа (пользователи, роли, привилегии);</w:t>
       </w:r>
     </w:p>
@@ -12032,7 +12055,6 @@
           <w:sz w:val="28"/>
           <w:szCs w:val="28"/>
         </w:rPr>
-        <w:lastRenderedPageBreak/>
         <w:t>PostgreSQL</w:t>
       </w:r>
       <w:proofErr w:type="spellEnd"/>
@@ -12171,6 +12193,7 @@
           <w:sz w:val="28"/>
           <w:szCs w:val="28"/>
         </w:rPr>
+        <w:lastRenderedPageBreak/>
         <w:t>Таким образом, MySQL представляет собой оптимальный баланс между функциональностью, производительностью, простотой эксплуатации и стоимостью для проекта интернет-магазина бытовой техники.</w:t>
       </w:r>
     </w:p>
@@ -12441,7 +12464,6 @@
           <w:sz w:val="28"/>
           <w:szCs w:val="28"/>
         </w:rPr>
-        <w:lastRenderedPageBreak/>
         <w:t>Model (Модель): отвечает за данные и бизнес-логику приложения, взаимодействует с базой данных;</w:t>
       </w:r>
     </w:p>
@@ -12572,6 +12594,7 @@
           <w:sz w:val="28"/>
           <w:szCs w:val="28"/>
         </w:rPr>
+        <w:lastRenderedPageBreak/>
         <w:t>Пользователь отправляет запрос (HTTP-запрос в браузере);</w:t>
       </w:r>
     </w:p>
@@ -13120,7 +13143,6 @@
           <w:sz w:val="28"/>
           <w:szCs w:val="28"/>
         </w:rPr>
-        <w:lastRenderedPageBreak/>
         <w:t>Backend</w:t>
       </w:r>
       <w:proofErr w:type="spellEnd"/>
@@ -13356,6 +13378,7 @@
           <w:sz w:val="28"/>
           <w:szCs w:val="28"/>
         </w:rPr>
+        <w:lastRenderedPageBreak/>
         <w:t>Шаблоны (View) могут включать общие элементы (шапка, подвал, меню).</w:t>
       </w:r>
     </w:p>
@@ -13772,7 +13795,6 @@
           <w:sz w:val="28"/>
           <w:szCs w:val="28"/>
         </w:rPr>
-        <w:lastRenderedPageBreak/>
         <w:t>MVC является де-факто стандартом для PHP-фреймворков (</w:t>
       </w:r>
       <w:proofErr w:type="spellStart"/>
@@ -13940,6 +13962,7 @@
           <w:sz w:val="28"/>
           <w:szCs w:val="28"/>
         </w:rPr>
+        <w:lastRenderedPageBreak/>
         <w:drawing>
           <wp:inline distT="114300" distB="114300" distL="114300" distR="114300" wp14:anchorId="2441F3BD" wp14:editId="113052D5">
             <wp:extent cx="4496753" cy="3634681"/>
@@ -14107,103 +14130,103 @@
           <w:szCs w:val="28"/>
           <w:lang w:val="ru-RU"/>
         </w:rPr>
+        <w:t>Р</w:t>
+      </w:r>
+      <w:r>
+        <w:rPr>
+          <w:rFonts w:ascii="Times New Roman" w:eastAsia="Times New Roman" w:hAnsi="Times New Roman" w:cs="Times New Roman"/>
+          <w:sz w:val="28"/>
+          <w:szCs w:val="28"/>
+        </w:rPr>
+        <w:t xml:space="preserve">ис.6 </w:t>
+      </w:r>
+      <w:r>
+        <w:rPr>
+          <w:rFonts w:ascii="Times New Roman" w:eastAsia="Times New Roman" w:hAnsi="Times New Roman" w:cs="Times New Roman"/>
+          <w:sz w:val="28"/>
+          <w:szCs w:val="28"/>
+          <w:lang w:val="ru-RU"/>
+        </w:rPr>
+        <w:t>В</w:t>
+      </w:r>
+      <w:proofErr w:type="spellStart"/>
+      <w:r>
+        <w:rPr>
+          <w:rFonts w:ascii="Times New Roman" w:eastAsia="Times New Roman" w:hAnsi="Times New Roman" w:cs="Times New Roman"/>
+          <w:sz w:val="28"/>
+          <w:szCs w:val="28"/>
+        </w:rPr>
+        <w:t>заимодействие</w:t>
+      </w:r>
+      <w:proofErr w:type="spellEnd"/>
+      <w:r>
+        <w:rPr>
+          <w:rFonts w:ascii="Times New Roman" w:eastAsia="Times New Roman" w:hAnsi="Times New Roman" w:cs="Times New Roman"/>
+          <w:sz w:val="28"/>
+          <w:szCs w:val="28"/>
+        </w:rPr>
+        <w:t xml:space="preserve"> компонентов</w:t>
+      </w:r>
+      <w:r>
+        <w:rPr>
+          <w:rFonts w:ascii="Times New Roman" w:eastAsia="Times New Roman" w:hAnsi="Times New Roman" w:cs="Times New Roman"/>
+          <w:sz w:val="28"/>
+          <w:szCs w:val="28"/>
+          <w:lang w:val="ru-RU"/>
+        </w:rPr>
+        <w:t xml:space="preserve"> из </w:t>
+      </w:r>
+      <w:proofErr w:type="spellStart"/>
+      <w:r>
+        <w:rPr>
+          <w:rFonts w:ascii="Times New Roman" w:eastAsia="Times New Roman" w:hAnsi="Times New Roman" w:cs="Times New Roman"/>
+          <w:sz w:val="28"/>
+          <w:szCs w:val="28"/>
+          <w:lang w:val="en-US"/>
+        </w:rPr>
+        <w:t>PHPMetrics</w:t>
+      </w:r>
+      <w:proofErr w:type="spellEnd"/>
+    </w:p>
+    <w:p>
+      <w:pPr>
+        <w:spacing w:after="120" w:line="360" w:lineRule="auto"/>
+        <w:ind w:firstLine="709"/>
+        <w:jc w:val="both"/>
+        <w:rPr>
+          <w:rFonts w:ascii="Times New Roman" w:eastAsia="Times New Roman" w:hAnsi="Times New Roman" w:cs="Times New Roman"/>
+          <w:sz w:val="28"/>
+          <w:szCs w:val="28"/>
+        </w:rPr>
+      </w:pPr>
+      <w:r>
+        <w:rPr>
+          <w:rFonts w:ascii="Times New Roman" w:eastAsia="Times New Roman" w:hAnsi="Times New Roman" w:cs="Times New Roman"/>
+          <w:sz w:val="28"/>
+          <w:szCs w:val="28"/>
+        </w:rPr>
+        <w:t>Пример реализации базовых классов MVC:</w:t>
+      </w:r>
+    </w:p>
+    <w:p>
+      <w:pPr>
+        <w:spacing w:after="120" w:line="360" w:lineRule="auto"/>
+        <w:ind w:firstLine="709"/>
+        <w:jc w:val="center"/>
+        <w:rPr>
+          <w:rFonts w:ascii="Times New Roman" w:eastAsia="Times New Roman" w:hAnsi="Times New Roman" w:cs="Times New Roman"/>
+          <w:sz w:val="28"/>
+          <w:szCs w:val="28"/>
+        </w:rPr>
+      </w:pPr>
+      <w:r>
+        <w:rPr>
+          <w:rFonts w:ascii="Times New Roman" w:eastAsia="Times New Roman" w:hAnsi="Times New Roman" w:cs="Times New Roman"/>
+          <w:noProof/>
+          <w:sz w:val="28"/>
+          <w:szCs w:val="28"/>
+        </w:rPr>
         <w:lastRenderedPageBreak/>
-        <w:t>Р</w:t>
-      </w:r>
-      <w:r>
-        <w:rPr>
-          <w:rFonts w:ascii="Times New Roman" w:eastAsia="Times New Roman" w:hAnsi="Times New Roman" w:cs="Times New Roman"/>
-          <w:sz w:val="28"/>
-          <w:szCs w:val="28"/>
-        </w:rPr>
-        <w:t xml:space="preserve">ис.6 </w:t>
-      </w:r>
-      <w:r>
-        <w:rPr>
-          <w:rFonts w:ascii="Times New Roman" w:eastAsia="Times New Roman" w:hAnsi="Times New Roman" w:cs="Times New Roman"/>
-          <w:sz w:val="28"/>
-          <w:szCs w:val="28"/>
-          <w:lang w:val="ru-RU"/>
-        </w:rPr>
-        <w:t>В</w:t>
-      </w:r>
-      <w:proofErr w:type="spellStart"/>
-      <w:r>
-        <w:rPr>
-          <w:rFonts w:ascii="Times New Roman" w:eastAsia="Times New Roman" w:hAnsi="Times New Roman" w:cs="Times New Roman"/>
-          <w:sz w:val="28"/>
-          <w:szCs w:val="28"/>
-        </w:rPr>
-        <w:t>заимодействие</w:t>
-      </w:r>
-      <w:proofErr w:type="spellEnd"/>
-      <w:r>
-        <w:rPr>
-          <w:rFonts w:ascii="Times New Roman" w:eastAsia="Times New Roman" w:hAnsi="Times New Roman" w:cs="Times New Roman"/>
-          <w:sz w:val="28"/>
-          <w:szCs w:val="28"/>
-        </w:rPr>
-        <w:t xml:space="preserve"> компонентов</w:t>
-      </w:r>
-      <w:r>
-        <w:rPr>
-          <w:rFonts w:ascii="Times New Roman" w:eastAsia="Times New Roman" w:hAnsi="Times New Roman" w:cs="Times New Roman"/>
-          <w:sz w:val="28"/>
-          <w:szCs w:val="28"/>
-          <w:lang w:val="ru-RU"/>
-        </w:rPr>
-        <w:t xml:space="preserve"> из </w:t>
-      </w:r>
-      <w:proofErr w:type="spellStart"/>
-      <w:r>
-        <w:rPr>
-          <w:rFonts w:ascii="Times New Roman" w:eastAsia="Times New Roman" w:hAnsi="Times New Roman" w:cs="Times New Roman"/>
-          <w:sz w:val="28"/>
-          <w:szCs w:val="28"/>
-          <w:lang w:val="en-US"/>
-        </w:rPr>
-        <w:t>PHPMetrics</w:t>
-      </w:r>
-      <w:proofErr w:type="spellEnd"/>
-    </w:p>
-    <w:p>
-      <w:pPr>
-        <w:spacing w:after="120" w:line="360" w:lineRule="auto"/>
-        <w:ind w:firstLine="709"/>
-        <w:jc w:val="both"/>
-        <w:rPr>
-          <w:rFonts w:ascii="Times New Roman" w:eastAsia="Times New Roman" w:hAnsi="Times New Roman" w:cs="Times New Roman"/>
-          <w:sz w:val="28"/>
-          <w:szCs w:val="28"/>
-        </w:rPr>
-      </w:pPr>
-      <w:r>
-        <w:rPr>
-          <w:rFonts w:ascii="Times New Roman" w:eastAsia="Times New Roman" w:hAnsi="Times New Roman" w:cs="Times New Roman"/>
-          <w:sz w:val="28"/>
-          <w:szCs w:val="28"/>
-        </w:rPr>
-        <w:t>Пример реализации базовых классов MVC:</w:t>
-      </w:r>
-    </w:p>
-    <w:p>
-      <w:pPr>
-        <w:spacing w:after="120" w:line="360" w:lineRule="auto"/>
-        <w:ind w:firstLine="709"/>
-        <w:jc w:val="center"/>
-        <w:rPr>
-          <w:rFonts w:ascii="Times New Roman" w:eastAsia="Times New Roman" w:hAnsi="Times New Roman" w:cs="Times New Roman"/>
-          <w:sz w:val="28"/>
-          <w:szCs w:val="28"/>
-        </w:rPr>
-      </w:pPr>
-      <w:r>
-        <w:rPr>
-          <w:rFonts w:ascii="Times New Roman" w:eastAsia="Times New Roman" w:hAnsi="Times New Roman" w:cs="Times New Roman"/>
-          <w:noProof/>
-          <w:sz w:val="28"/>
-          <w:szCs w:val="28"/>
-        </w:rPr>
         <w:drawing>
           <wp:inline distT="114300" distB="114300" distL="114300" distR="114300" wp14:anchorId="1AE2E4B2" wp14:editId="0D6C4D52">
             <wp:extent cx="4781550" cy="2828925"/>
@@ -14381,65 +14404,65 @@
           <w:szCs w:val="28"/>
           <w:lang w:val="ru-RU"/>
         </w:rPr>
+        <w:t>Р</w:t>
+      </w:r>
+      <w:proofErr w:type="spellStart"/>
+      <w:r>
+        <w:rPr>
+          <w:rFonts w:ascii="Times New Roman" w:eastAsia="Times New Roman" w:hAnsi="Times New Roman" w:cs="Times New Roman"/>
+          <w:sz w:val="28"/>
+          <w:szCs w:val="28"/>
+        </w:rPr>
+        <w:t>ис.</w:t>
+      </w:r>
+      <w:proofErr w:type="spellEnd"/>
+      <w:r>
+        <w:rPr>
+          <w:rFonts w:ascii="Times New Roman" w:eastAsia="Times New Roman" w:hAnsi="Times New Roman" w:cs="Times New Roman"/>
+          <w:sz w:val="28"/>
+          <w:szCs w:val="28"/>
+        </w:rPr>
+        <w:t xml:space="preserve"> 7 </w:t>
+      </w:r>
+      <w:proofErr w:type="spellStart"/>
+      <w:r>
+        <w:rPr>
+          <w:rFonts w:ascii="Times New Roman" w:eastAsia="Times New Roman" w:hAnsi="Times New Roman" w:cs="Times New Roman"/>
+          <w:sz w:val="28"/>
+          <w:szCs w:val="28"/>
+          <w:lang w:val="en-US"/>
+        </w:rPr>
+        <w:t>BaseTe</w:t>
+      </w:r>
+      <w:r>
+        <w:rPr>
+          <w:rFonts w:ascii="Times New Roman" w:eastAsia="Times New Roman" w:hAnsi="Times New Roman" w:cs="Times New Roman"/>
+          <w:sz w:val="28"/>
+          <w:szCs w:val="28"/>
+        </w:rPr>
+        <w:t>mplate</w:t>
+      </w:r>
+      <w:proofErr w:type="spellEnd"/>
+    </w:p>
+    <w:p>
+      <w:pPr>
+        <w:spacing w:after="120" w:line="360" w:lineRule="auto"/>
+        <w:ind w:firstLine="709"/>
+        <w:jc w:val="right"/>
+        <w:rPr>
+          <w:rFonts w:ascii="Times New Roman" w:eastAsia="Times New Roman" w:hAnsi="Times New Roman" w:cs="Times New Roman"/>
+          <w:sz w:val="28"/>
+          <w:szCs w:val="28"/>
+        </w:rPr>
+      </w:pPr>
+      <w:r>
+        <w:rPr>
+          <w:rFonts w:ascii="Times New Roman" w:eastAsia="Times New Roman" w:hAnsi="Times New Roman" w:cs="Times New Roman"/>
+          <w:noProof/>
+          <w:sz w:val="28"/>
+          <w:szCs w:val="28"/>
+        </w:rPr>
         <w:lastRenderedPageBreak/>
-        <w:t>Р</w:t>
-      </w:r>
-      <w:proofErr w:type="spellStart"/>
-      <w:r>
-        <w:rPr>
-          <w:rFonts w:ascii="Times New Roman" w:eastAsia="Times New Roman" w:hAnsi="Times New Roman" w:cs="Times New Roman"/>
-          <w:sz w:val="28"/>
-          <w:szCs w:val="28"/>
-        </w:rPr>
-        <w:t>ис.</w:t>
-      </w:r>
-      <w:proofErr w:type="spellEnd"/>
-      <w:r>
-        <w:rPr>
-          <w:rFonts w:ascii="Times New Roman" w:eastAsia="Times New Roman" w:hAnsi="Times New Roman" w:cs="Times New Roman"/>
-          <w:sz w:val="28"/>
-          <w:szCs w:val="28"/>
-        </w:rPr>
-        <w:t xml:space="preserve"> 7 </w:t>
-      </w:r>
-      <w:proofErr w:type="spellStart"/>
-      <w:r>
-        <w:rPr>
-          <w:rFonts w:ascii="Times New Roman" w:eastAsia="Times New Roman" w:hAnsi="Times New Roman" w:cs="Times New Roman"/>
-          <w:sz w:val="28"/>
-          <w:szCs w:val="28"/>
-          <w:lang w:val="en-US"/>
-        </w:rPr>
-        <w:t>BaseTe</w:t>
-      </w:r>
-      <w:r>
-        <w:rPr>
-          <w:rFonts w:ascii="Times New Roman" w:eastAsia="Times New Roman" w:hAnsi="Times New Roman" w:cs="Times New Roman"/>
-          <w:sz w:val="28"/>
-          <w:szCs w:val="28"/>
-        </w:rPr>
-        <w:t>mplate</w:t>
-      </w:r>
-      <w:proofErr w:type="spellEnd"/>
-    </w:p>
-    <w:p>
-      <w:pPr>
-        <w:spacing w:after="120" w:line="360" w:lineRule="auto"/>
-        <w:ind w:firstLine="709"/>
-        <w:jc w:val="right"/>
-        <w:rPr>
-          <w:rFonts w:ascii="Times New Roman" w:eastAsia="Times New Roman" w:hAnsi="Times New Roman" w:cs="Times New Roman"/>
-          <w:sz w:val="28"/>
-          <w:szCs w:val="28"/>
-        </w:rPr>
-      </w:pPr>
-      <w:r>
-        <w:rPr>
-          <w:rFonts w:ascii="Times New Roman" w:eastAsia="Times New Roman" w:hAnsi="Times New Roman" w:cs="Times New Roman"/>
-          <w:noProof/>
-          <w:sz w:val="28"/>
-          <w:szCs w:val="28"/>
-        </w:rPr>
         <w:drawing>
           <wp:inline distT="114300" distB="114300" distL="114300" distR="114300" wp14:anchorId="1FDBA46F" wp14:editId="48400812">
             <wp:extent cx="5940115" cy="6159500"/>
